--- a/Session08/BÁO CÁO SAU BUỔI THỰC HÀNH.docx
+++ b/Session08/BÁO CÁO SAU BUỔI THỰC HÀNH.docx
@@ -104,7 +104,15 @@
           <w:sz w:val="26"/>
           <w:szCs w:val="26"/>
         </w:rPr>
-        <w:t xml:space="preserve"> [ Thực hành ] Hệ thống học trực tuyến</w:t>
+        <w:t xml:space="preserve"> </w:t>
+      </w:r>
+      <w:r>
+        <w:rPr>
+          <w:rFonts w:ascii="Roboto" w:eastAsia="Roboto" w:hAnsi="Roboto" w:cs="Roboto"/>
+          <w:sz w:val="26"/>
+          <w:szCs w:val="26"/>
+        </w:rPr>
+        <w:t>[ Thực hành ] Quản lý hệ thống bán hàng trực tuyến</w:t>
       </w:r>
     </w:p>
     <w:p>
@@ -853,17 +861,7 @@
           <w:sz w:val="26"/>
           <w:szCs w:val="26"/>
         </w:rPr>
-        <w:t>Thiết kế cơ sở dữ liệu theo tài liệu SRS</w:t>
-      </w:r>
-      <w:r>
-        <w:rPr>
-          <w:rFonts w:ascii="Roboto" w:eastAsia="Roboto" w:hAnsi="Roboto" w:cs="Roboto"/>
-          <w:b/>
-          <w:bCs/>
-          <w:sz w:val="26"/>
-          <w:szCs w:val="26"/>
-        </w:rPr>
-        <w:t>.</w:t>
+        <w:t>Thiết kế cơ sở dữ liệu theo tài liệu SRS.</w:t>
       </w:r>
     </w:p>
     <w:p>
@@ -1008,17 +1006,7 @@
           <w:sz w:val="26"/>
           <w:szCs w:val="26"/>
         </w:rPr>
-        <w:t xml:space="preserve">Tạo các bảng dữ liệu và ràng </w:t>
-      </w:r>
-      <w:r>
-        <w:rPr>
-          <w:rFonts w:ascii="Roboto" w:eastAsia="Roboto" w:hAnsi="Roboto" w:cs="Roboto"/>
-          <w:b/>
-          <w:bCs/>
-          <w:sz w:val="26"/>
-          <w:szCs w:val="26"/>
-        </w:rPr>
-        <w:t>buộc</w:t>
+        <w:t>Tạo các bảng dữ liệu và ràng buộc</w:t>
       </w:r>
       <w:r>
         <w:rPr>
@@ -1059,17 +1047,7 @@
           <w:sz w:val="26"/>
           <w:szCs w:val="26"/>
         </w:rPr>
-        <w:t xml:space="preserve">Thực hiện truy vấn dữ liệu theo yêu </w:t>
-      </w:r>
-      <w:r>
-        <w:rPr>
-          <w:rFonts w:ascii="Roboto" w:eastAsia="Roboto" w:hAnsi="Roboto" w:cs="Roboto"/>
-          <w:b/>
-          <w:bCs/>
-          <w:sz w:val="26"/>
-          <w:szCs w:val="26"/>
-        </w:rPr>
-        <w:t>cầu</w:t>
+        <w:t>Thực hiện truy vấn dữ liệu theo yêu cầu</w:t>
       </w:r>
       <w:r>
         <w:rPr>
@@ -1994,17 +1972,7 @@
           <w:sz w:val="26"/>
           <w:szCs w:val="26"/>
         </w:rPr>
-        <w:t>Nâng cao kỹ năng làm việc với hệ quản trị CSDL</w:t>
-      </w:r>
-      <w:r>
-        <w:rPr>
-          <w:rFonts w:ascii="Roboto" w:eastAsia="Roboto" w:hAnsi="Roboto" w:cs="Roboto"/>
-          <w:b/>
-          <w:bCs/>
-          <w:sz w:val="26"/>
-          <w:szCs w:val="26"/>
-        </w:rPr>
-        <w:t xml:space="preserve"> </w:t>
+        <w:t xml:space="preserve">Nâng cao kỹ năng làm việc với hệ quản trị CSDL </w:t>
       </w:r>
     </w:p>
     <w:p>
